--- a/softhsm_ksp/SoftHSM2_KSP_Complete_Developer_Guide.docx
+++ b/softhsm_ksp/SoftHSM2_KSP_Complete_Developer_Guide.docx
@@ -784,6 +784,57 @@
                 <w:i w:val="0"/>
                 <w:sz w:val="21"/>
               </w:rPr>
+              <w:t xml:space="preserve">5.1b  </w:t>
+            </w:r>
+            <w:r>
+              <w:rPr>
+                <w:rFonts w:ascii="Calibri" w:hAnsi="Calibri"/>
+                <w:b w:val="0"/>
+                <w:i w:val="0"/>
+                <w:sz w:val="21"/>
+              </w:rPr>
+              <w:t>Layer 1b — Against a second PKCS#11 module (Linux)</w:t>
+            </w:r>
+          </w:p>
+        </w:tc>
+        <w:tc>
+          <w:tcPr>
+            <w:tcW w:type="dxa" w:w="1134"/>
+          </w:tcPr>
+          <w:p>
+            <w:pPr>
+              <w:spacing w:before="20" w:after="20"/>
+              <w:jc w:val="right"/>
+            </w:pPr>
+            <w:r>
+              <w:rPr>
+                <w:rFonts w:ascii="Calibri" w:hAnsi="Calibri"/>
+                <w:b w:val="0"/>
+                <w:i w:val="0"/>
+                <w:sz w:val="21"/>
+              </w:rPr>
+              <w:t>9</w:t>
+            </w:r>
+          </w:p>
+        </w:tc>
+      </w:tr>
+      <w:tr>
+        <w:tc>
+          <w:tcPr>
+            <w:tcW w:type="dxa" w:w="7654"/>
+          </w:tcPr>
+          <w:p>
+            <w:pPr>
+              <w:spacing w:before="20" w:after="20"/>
+              <w:ind w:left="283"/>
+            </w:pPr>
+            <w:r>
+              <w:rPr>
+                <w:rFonts w:ascii="Calibri" w:hAnsi="Calibri"/>
+                <w:b w:val="0"/>
+                <w:i w:val="0"/>
+                <w:sz w:val="21"/>
+              </w:rPr>
               <w:t xml:space="preserve">5.2  </w:t>
             </w:r>
             <w:r>
@@ -5037,7 +5088,21 @@
           <w:i w:val="0"/>
           <w:sz w:val="21"/>
         </w:rPr>
-        <w:t>Tests are organised in three layers. Run them in order: Layer 1 works on Linux without any Windows dependencies; Layers 2 and 3 require Windows, SoftHSM2, and a live token.</w:t>
+        <w:t>Tests are organised in four layers. Run them in order: Layers 1 and 1b work on Linux without any Windows dependencies; Layers 2 and 3 require Windows, SoftHSM2, and a live token.</w:t>
+      </w:r>
+    </w:p>
+    <w:p>
+      <w:pPr>
+        <w:spacing w:before="40" w:after="80"/>
+      </w:pPr>
+      <w:r>
+        <w:rPr>
+          <w:rFonts w:ascii="Calibri" w:hAnsi="Calibri"/>
+          <w:b w:val="0"/>
+          <w:i w:val="0"/>
+          <w:sz w:val="21"/>
+        </w:rPr>
+        <w:t>Layer 1b is the one that has repaid its cost most often. A mock can only agree with the assumptions it was written from, and several of this provider's assumptions were wrong: ECDSA signatures were DER-decoded though PKCS#11 mandates raw r‖s, X25519 keys were generated with the Edwards mechanism rather than the Montgomery one, Ed448 was signed without the CK_EDDSA_PARAMS it requires, and a size query left an operation live on a pooled session. Every one of those passed the unit suite and failed against a real second module.</w:t>
       </w:r>
     </w:p>
     <w:p>
@@ -5573,7 +5638,7 @@
                 <w:i w:val="0"/>
                 <w:sz w:val="20"/>
               </w:rPr>
-              <w:t>22</w:t>
+              <w:t>26</w:t>
             </w:r>
           </w:p>
         </w:tc>
@@ -5590,7 +5655,7 @@
                 <w:i w:val="0"/>
                 <w:sz w:val="20"/>
               </w:rPr>
-              <w:t>All CK_RV error codes → Windows SECURITY_STATUS</w:t>
+              <w:t>All CK_RV error codes -&gt; Windows SECURITY_STATUS</w:t>
             </w:r>
           </w:p>
         </w:tc>
@@ -5626,7 +5691,7 @@
                 <w:i w:val="0"/>
                 <w:sz w:val="20"/>
               </w:rPr>
-              <w:t>9</w:t>
+              <w:t>7</w:t>
             </w:r>
           </w:p>
         </w:tc>
@@ -5679,7 +5744,7 @@
                 <w:i w:val="0"/>
                 <w:sz w:val="20"/>
               </w:rPr>
-              <w:t>18</w:t>
+              <w:t>145</w:t>
             </w:r>
           </w:p>
         </w:tc>
@@ -5696,7 +5761,7 @@
                 <w:i w:val="0"/>
                 <w:sz w:val="20"/>
               </w:rPr>
-              <w:t>P11_ResolveMechanism() for all alg/flag combinations</w:t>
+              <w:t>P11_ResolveMechanism for every alg/flag pair; curve OID round trip</w:t>
             </w:r>
           </w:p>
         </w:tc>
@@ -5732,7 +5797,7 @@
                 <w:i w:val="0"/>
                 <w:sz w:val="20"/>
               </w:rPr>
-              <w:t>23</w:t>
+              <w:t>52</w:t>
             </w:r>
           </w:p>
         </w:tc>
@@ -5785,7 +5850,7 @@
                 <w:i w:val="0"/>
                 <w:sz w:val="20"/>
               </w:rPr>
-              <w:t>27</w:t>
+              <w:t>124</w:t>
             </w:r>
           </w:p>
         </w:tc>
@@ -5802,7 +5867,7 @@
                 <w:i w:val="0"/>
                 <w:sz w:val="20"/>
               </w:rPr>
-              <w:t>KSP_OpenProvider, GetProviderProperty, FreeBuffer</w:t>
+              <w:t>KSP_OpenProvider, GetProviderProperty, EnumAlgorithms, FreeBuffer</w:t>
             </w:r>
           </w:p>
         </w:tc>
@@ -5838,7 +5903,7 @@
                 <w:i w:val="0"/>
                 <w:sz w:val="20"/>
               </w:rPr>
-              <w:t>65</w:t>
+              <w:t>186</w:t>
             </w:r>
           </w:p>
         </w:tc>
@@ -5855,7 +5920,7 @@
                 <w:i w:val="0"/>
                 <w:sz w:val="20"/>
               </w:rPr>
-              <w:t>CreatePersistedKey, OpenKey, FinalizeKey, EnumKeys, DeleteKey</w:t>
+              <w:t>CreatePersistedKey, OpenKey, FinalizeKey, EnumKeys, DeleteKey, curve reopen</w:t>
             </w:r>
           </w:p>
         </w:tc>
@@ -5891,7 +5956,7 @@
                 <w:i w:val="0"/>
                 <w:sz w:val="20"/>
               </w:rPr>
-              <w:t>60</w:t>
+              <w:t>127</w:t>
             </w:r>
           </w:p>
         </w:tc>
@@ -5908,7 +5973,7 @@
                 <w:i w:val="0"/>
                 <w:sz w:val="20"/>
               </w:rPr>
-              <w:t>SignHash (RSA/ECDSA), Decrypt (PKCS1/OAEP), ExportKey</w:t>
+              <w:t>SignHash (RSA/ECDSA), Decrypt (PKCS1/OAEP/raw), Export/ImportKey</w:t>
             </w:r>
           </w:p>
         </w:tc>
@@ -5944,7 +6009,7 @@
                 <w:i w:val="0"/>
                 <w:sz w:val="20"/>
               </w:rPr>
-              <w:t>25</w:t>
+              <w:t>122</w:t>
             </w:r>
           </w:p>
         </w:tc>
@@ -5961,7 +6026,7 @@
                 <w:i w:val="0"/>
                 <w:sz w:val="20"/>
               </w:rPr>
-              <w:t>GetKeyProperty, SetKeyProperty — all property types</w:t>
+              <w:t>GetKeyProperty, SetKeyProperty - every property type</w:t>
             </w:r>
           </w:p>
         </w:tc>
@@ -5997,7 +6062,7 @@
                 <w:i w:val="0"/>
                 <w:sz w:val="20"/>
               </w:rPr>
-              <w:t>13</w:t>
+              <w:t>21</w:t>
             </w:r>
           </w:p>
         </w:tc>
@@ -6050,7 +6115,7 @@
                 <w:i w:val="0"/>
                 <w:sz w:val="20"/>
               </w:rPr>
-              <w:t>19</w:t>
+              <w:t>47</w:t>
             </w:r>
           </w:p>
         </w:tc>
@@ -6067,7 +6132,7 @@
                 <w:i w:val="0"/>
                 <w:sz w:val="20"/>
               </w:rPr>
-              <w:t>P11_DecodeDerEcdsaSignature DER parsing, P-256/P-384</w:t>
+              <w:t>P11_DecodeDerEcdsaSignature - the DER fallback path</w:t>
             </w:r>
           </w:p>
         </w:tc>
@@ -6086,7 +6151,7 @@
                 <w:i w:val="0"/>
                 <w:sz w:val="20"/>
               </w:rPr>
-              <w:t>TOTAL</w:t>
+              <w:t>test_oaep_params</w:t>
             </w:r>
           </w:p>
         </w:tc>
@@ -6103,7 +6168,643 @@
                 <w:i w:val="0"/>
                 <w:sz w:val="20"/>
               </w:rPr>
-              <w:t>281</w:t>
+              <w:t>49</w:t>
+            </w:r>
+          </w:p>
+        </w:tc>
+        <w:tc>
+          <w:tcPr>
+            <w:tcW w:type="dxa" w:w="4819"/>
+            <w:shd w:val="clear" w:color="auto" w:fill="FFFFFF"/>
+          </w:tcPr>
+          <w:p>
+            <w:r>
+              <w:rPr>
+                <w:rFonts w:ascii="Calibri" w:hAnsi="Calibri"/>
+                <w:b w:val="0"/>
+                <w:i w:val="0"/>
+                <w:sz w:val="20"/>
+              </w:rPr>
+              <w:t>P11_MapHashAlg, P11_BuildOaepParams, OAEP labels</w:t>
+            </w:r>
+          </w:p>
+        </w:tc>
+      </w:tr>
+      <w:tr>
+        <w:tc>
+          <w:tcPr>
+            <w:tcW w:type="dxa" w:w="2835"/>
+            <w:shd w:val="clear" w:color="auto" w:fill="DEEBF7"/>
+          </w:tcPr>
+          <w:p>
+            <w:r>
+              <w:rPr>
+                <w:rFonts w:ascii="Calibri" w:hAnsi="Calibri"/>
+                <w:b w:val="0"/>
+                <w:i w:val="0"/>
+                <w:sz w:val="20"/>
+              </w:rPr>
+              <w:t>test_ecdh</w:t>
+            </w:r>
+          </w:p>
+        </w:tc>
+        <w:tc>
+          <w:tcPr>
+            <w:tcW w:type="dxa" w:w="1417"/>
+            <w:shd w:val="clear" w:color="auto" w:fill="DEEBF7"/>
+          </w:tcPr>
+          <w:p>
+            <w:r>
+              <w:rPr>
+                <w:rFonts w:ascii="Calibri" w:hAnsi="Calibri"/>
+                <w:b w:val="0"/>
+                <w:i w:val="0"/>
+                <w:sz w:val="20"/>
+              </w:rPr>
+              <w:t>133</w:t>
+            </w:r>
+          </w:p>
+        </w:tc>
+        <w:tc>
+          <w:tcPr>
+            <w:tcW w:type="dxa" w:w="4819"/>
+            <w:shd w:val="clear" w:color="auto" w:fill="DEEBF7"/>
+          </w:tcPr>
+          <w:p>
+            <w:r>
+              <w:rPr>
+                <w:rFonts w:ascii="Calibri" w:hAnsi="Calibri"/>
+                <w:b w:val="0"/>
+                <w:i w:val="0"/>
+                <w:sz w:val="20"/>
+              </w:rPr>
+              <w:t>SecretAgreement, DeriveKey (RAW/HASH/HKDF/HMAC/TLS_PRF), FreeSecret</w:t>
+            </w:r>
+          </w:p>
+        </w:tc>
+      </w:tr>
+      <w:tr>
+        <w:tc>
+          <w:tcPr>
+            <w:tcW w:type="dxa" w:w="2835"/>
+            <w:shd w:val="clear" w:color="auto" w:fill="FFFFFF"/>
+          </w:tcPr>
+          <w:p>
+            <w:r>
+              <w:rPr>
+                <w:rFonts w:ascii="Calibri" w:hAnsi="Calibri"/>
+                <w:b w:val="0"/>
+                <w:i w:val="0"/>
+                <w:sz w:val="20"/>
+              </w:rPr>
+              <w:t>test_eddsa</w:t>
+            </w:r>
+          </w:p>
+        </w:tc>
+        <w:tc>
+          <w:tcPr>
+            <w:tcW w:type="dxa" w:w="1417"/>
+            <w:shd w:val="clear" w:color="auto" w:fill="FFFFFF"/>
+          </w:tcPr>
+          <w:p>
+            <w:r>
+              <w:rPr>
+                <w:rFonts w:ascii="Calibri" w:hAnsi="Calibri"/>
+                <w:b w:val="0"/>
+                <w:i w:val="0"/>
+                <w:sz w:val="20"/>
+              </w:rPr>
+              <w:t>58</w:t>
+            </w:r>
+          </w:p>
+        </w:tc>
+        <w:tc>
+          <w:tcPr>
+            <w:tcW w:type="dxa" w:w="4819"/>
+            <w:shd w:val="clear" w:color="auto" w:fill="FFFFFF"/>
+          </w:tcPr>
+          <w:p>
+            <w:r>
+              <w:rPr>
+                <w:rFonts w:ascii="Calibri" w:hAnsi="Calibri"/>
+                <w:b w:val="0"/>
+                <w:i w:val="0"/>
+                <w:sz w:val="20"/>
+              </w:rPr>
+              <w:t>Ed25519 / Ed448 generation, signing, raw public key export</w:t>
+            </w:r>
+          </w:p>
+        </w:tc>
+      </w:tr>
+      <w:tr>
+        <w:tc>
+          <w:tcPr>
+            <w:tcW w:type="dxa" w:w="2835"/>
+            <w:shd w:val="clear" w:color="auto" w:fill="DEEBF7"/>
+          </w:tcPr>
+          <w:p>
+            <w:r>
+              <w:rPr>
+                <w:rFonts w:ascii="Calibri" w:hAnsi="Calibri"/>
+                <w:b w:val="0"/>
+                <w:i w:val="0"/>
+                <w:sz w:val="20"/>
+              </w:rPr>
+              <w:t>test_aes_keys</w:t>
+            </w:r>
+          </w:p>
+        </w:tc>
+        <w:tc>
+          <w:tcPr>
+            <w:tcW w:type="dxa" w:w="1417"/>
+            <w:shd w:val="clear" w:color="auto" w:fill="DEEBF7"/>
+          </w:tcPr>
+          <w:p>
+            <w:r>
+              <w:rPr>
+                <w:rFonts w:ascii="Calibri" w:hAnsi="Calibri"/>
+                <w:b w:val="0"/>
+                <w:i w:val="0"/>
+                <w:sz w:val="20"/>
+              </w:rPr>
+              <w:t>111</w:t>
+            </w:r>
+          </w:p>
+        </w:tc>
+        <w:tc>
+          <w:tcPr>
+            <w:tcW w:type="dxa" w:w="4819"/>
+            <w:shd w:val="clear" w:color="auto" w:fill="DEEBF7"/>
+          </w:tcPr>
+          <w:p>
+            <w:r>
+              <w:rPr>
+                <w:rFonts w:ascii="Calibri" w:hAnsi="Calibri"/>
+                <w:b w:val="0"/>
+                <w:i w:val="0"/>
+                <w:sz w:val="20"/>
+              </w:rPr>
+              <w:t>AES + HMAC key generation, chaining modes, IV handling</w:t>
+            </w:r>
+          </w:p>
+        </w:tc>
+      </w:tr>
+      <w:tr>
+        <w:tc>
+          <w:tcPr>
+            <w:tcW w:type="dxa" w:w="2835"/>
+            <w:shd w:val="clear" w:color="auto" w:fill="FFFFFF"/>
+          </w:tcPr>
+          <w:p>
+            <w:r>
+              <w:rPr>
+                <w:rFonts w:ascii="Calibri" w:hAnsi="Calibri"/>
+                <w:b w:val="0"/>
+                <w:i w:val="0"/>
+                <w:sz w:val="20"/>
+              </w:rPr>
+              <w:t>test_mldsa</w:t>
+            </w:r>
+          </w:p>
+        </w:tc>
+        <w:tc>
+          <w:tcPr>
+            <w:tcW w:type="dxa" w:w="1417"/>
+            <w:shd w:val="clear" w:color="auto" w:fill="FFFFFF"/>
+          </w:tcPr>
+          <w:p>
+            <w:r>
+              <w:rPr>
+                <w:rFonts w:ascii="Calibri" w:hAnsi="Calibri"/>
+                <w:b w:val="0"/>
+                <w:i w:val="0"/>
+                <w:sz w:val="20"/>
+              </w:rPr>
+              <w:t>109</w:t>
+            </w:r>
+          </w:p>
+        </w:tc>
+        <w:tc>
+          <w:tcPr>
+            <w:tcW w:type="dxa" w:w="4819"/>
+            <w:shd w:val="clear" w:color="auto" w:fill="FFFFFF"/>
+          </w:tcPr>
+          <w:p>
+            <w:r>
+              <w:rPr>
+                <w:rFonts w:ascii="Calibri" w:hAnsi="Calibri"/>
+                <w:b w:val="0"/>
+                <w:i w:val="0"/>
+                <w:sz w:val="20"/>
+              </w:rPr>
+              <w:t>Capability probe, ML-DSA gating, raw RSA gating - both directions</w:t>
+            </w:r>
+          </w:p>
+        </w:tc>
+      </w:tr>
+      <w:tr>
+        <w:tc>
+          <w:tcPr>
+            <w:tcW w:type="dxa" w:w="2835"/>
+            <w:shd w:val="clear" w:color="auto" w:fill="DEEBF7"/>
+          </w:tcPr>
+          <w:p>
+            <w:r>
+              <w:rPr>
+                <w:rFonts w:ascii="Calibri" w:hAnsi="Calibri"/>
+                <w:b w:val="0"/>
+                <w:i w:val="0"/>
+                <w:sz w:val="20"/>
+              </w:rPr>
+              <w:t>test_certificate</w:t>
+            </w:r>
+          </w:p>
+        </w:tc>
+        <w:tc>
+          <w:tcPr>
+            <w:tcW w:type="dxa" w:w="1417"/>
+            <w:shd w:val="clear" w:color="auto" w:fill="DEEBF7"/>
+          </w:tcPr>
+          <w:p>
+            <w:r>
+              <w:rPr>
+                <w:rFonts w:ascii="Calibri" w:hAnsi="Calibri"/>
+                <w:b w:val="0"/>
+                <w:i w:val="0"/>
+                <w:sz w:val="20"/>
+              </w:rPr>
+              <w:t>46</w:t>
+            </w:r>
+          </w:p>
+        </w:tc>
+        <w:tc>
+          <w:tcPr>
+            <w:tcW w:type="dxa" w:w="4819"/>
+            <w:shd w:val="clear" w:color="auto" w:fill="DEEBF7"/>
+          </w:tcPr>
+          <w:p>
+            <w:r>
+              <w:rPr>
+                <w:rFonts w:ascii="Calibri" w:hAnsi="Calibri"/>
+                <w:b w:val="0"/>
+                <w:i w:val="0"/>
+                <w:sz w:val="20"/>
+              </w:rPr>
+              <w:t>NCRYPT_CERTIFICATE_PROPERTY as a CKO_CERTIFICATE object</w:t>
+            </w:r>
+          </w:p>
+        </w:tc>
+      </w:tr>
+      <w:tr>
+        <w:tc>
+          <w:tcPr>
+            <w:tcW w:type="dxa" w:w="2835"/>
+            <w:shd w:val="clear" w:color="auto" w:fill="FFFFFF"/>
+          </w:tcPr>
+          <w:p>
+            <w:r>
+              <w:rPr>
+                <w:rFonts w:ascii="Calibri" w:hAnsi="Calibri"/>
+                <w:b w:val="0"/>
+                <w:i w:val="0"/>
+                <w:sz w:val="20"/>
+              </w:rPr>
+              <w:t>test_keywrap</w:t>
+            </w:r>
+          </w:p>
+        </w:tc>
+        <w:tc>
+          <w:tcPr>
+            <w:tcW w:type="dxa" w:w="1417"/>
+            <w:shd w:val="clear" w:color="auto" w:fill="FFFFFF"/>
+          </w:tcPr>
+          <w:p>
+            <w:r>
+              <w:rPr>
+                <w:rFonts w:ascii="Calibri" w:hAnsi="Calibri"/>
+                <w:b w:val="0"/>
+                <w:i w:val="0"/>
+                <w:sz w:val="20"/>
+              </w:rPr>
+              <w:t>42</w:t>
+            </w:r>
+          </w:p>
+        </w:tc>
+        <w:tc>
+          <w:tcPr>
+            <w:tcW w:type="dxa" w:w="4819"/>
+            <w:shd w:val="clear" w:color="auto" w:fill="FFFFFF"/>
+          </w:tcPr>
+          <w:p>
+            <w:r>
+              <w:rPr>
+                <w:rFonts w:ascii="Calibri" w:hAnsi="Calibri"/>
+                <w:b w:val="0"/>
+                <w:i w:val="0"/>
+                <w:sz w:val="20"/>
+              </w:rPr>
+              <w:t>AES key wrap / unwrap through Export/ImportKey</w:t>
+            </w:r>
+          </w:p>
+        </w:tc>
+      </w:tr>
+      <w:tr>
+        <w:tc>
+          <w:tcPr>
+            <w:tcW w:type="dxa" w:w="2835"/>
+            <w:shd w:val="clear" w:color="auto" w:fill="DEEBF7"/>
+          </w:tcPr>
+          <w:p>
+            <w:r>
+              <w:rPr>
+                <w:rFonts w:ascii="Calibri" w:hAnsi="Calibri"/>
+                <w:b w:val="0"/>
+                <w:i w:val="0"/>
+                <w:sz w:val="20"/>
+              </w:rPr>
+              <w:t>test_p11_context</w:t>
+            </w:r>
+          </w:p>
+        </w:tc>
+        <w:tc>
+          <w:tcPr>
+            <w:tcW w:type="dxa" w:w="1417"/>
+            <w:shd w:val="clear" w:color="auto" w:fill="DEEBF7"/>
+          </w:tcPr>
+          <w:p>
+            <w:r>
+              <w:rPr>
+                <w:rFonts w:ascii="Calibri" w:hAnsi="Calibri"/>
+                <w:b w:val="0"/>
+                <w:i w:val="0"/>
+                <w:sz w:val="20"/>
+              </w:rPr>
+              <w:t>26</w:t>
+            </w:r>
+          </w:p>
+        </w:tc>
+        <w:tc>
+          <w:tcPr>
+            <w:tcW w:type="dxa" w:w="4819"/>
+            <w:shd w:val="clear" w:color="auto" w:fill="DEEBF7"/>
+          </w:tcPr>
+          <w:p>
+            <w:r>
+              <w:rPr>
+                <w:rFonts w:ascii="Calibri" w:hAnsi="Calibri"/>
+                <w:b w:val="0"/>
+                <w:i w:val="0"/>
+                <w:sz w:val="20"/>
+              </w:rPr>
+              <w:t>Module load, initialisation retry, slot selection</w:t>
+            </w:r>
+          </w:p>
+        </w:tc>
+      </w:tr>
+      <w:tr>
+        <w:tc>
+          <w:tcPr>
+            <w:tcW w:type="dxa" w:w="2835"/>
+            <w:shd w:val="clear" w:color="auto" w:fill="FFFFFF"/>
+          </w:tcPr>
+          <w:p>
+            <w:r>
+              <w:rPr>
+                <w:rFonts w:ascii="Calibri" w:hAnsi="Calibri"/>
+                <w:b w:val="0"/>
+                <w:i w:val="0"/>
+                <w:sz w:val="20"/>
+              </w:rPr>
+              <w:t>test_p11_session</w:t>
+            </w:r>
+          </w:p>
+        </w:tc>
+        <w:tc>
+          <w:tcPr>
+            <w:tcW w:type="dxa" w:w="1417"/>
+            <w:shd w:val="clear" w:color="auto" w:fill="FFFFFF"/>
+          </w:tcPr>
+          <w:p>
+            <w:r>
+              <w:rPr>
+                <w:rFonts w:ascii="Calibri" w:hAnsi="Calibri"/>
+                <w:b w:val="0"/>
+                <w:i w:val="0"/>
+                <w:sz w:val="20"/>
+              </w:rPr>
+              <w:t>39</w:t>
+            </w:r>
+          </w:p>
+        </w:tc>
+        <w:tc>
+          <w:tcPr>
+            <w:tcW w:type="dxa" w:w="4819"/>
+            <w:shd w:val="clear" w:color="auto" w:fill="FFFFFF"/>
+          </w:tcPr>
+          <w:p>
+            <w:r>
+              <w:rPr>
+                <w:rFonts w:ascii="Calibri" w:hAnsi="Calibri"/>
+                <w:b w:val="0"/>
+                <w:i w:val="0"/>
+                <w:sz w:val="20"/>
+              </w:rPr>
+              <w:t>Session pool acquire / release, PIN handling</w:t>
+            </w:r>
+          </w:p>
+        </w:tc>
+      </w:tr>
+      <w:tr>
+        <w:tc>
+          <w:tcPr>
+            <w:tcW w:type="dxa" w:w="2835"/>
+            <w:shd w:val="clear" w:color="auto" w:fill="DEEBF7"/>
+          </w:tcPr>
+          <w:p>
+            <w:r>
+              <w:rPr>
+                <w:rFonts w:ascii="Calibri" w:hAnsi="Calibri"/>
+                <w:b w:val="0"/>
+                <w:i w:val="0"/>
+                <w:sz w:val="20"/>
+              </w:rPr>
+              <w:t>test_key_pin</w:t>
+            </w:r>
+          </w:p>
+        </w:tc>
+        <w:tc>
+          <w:tcPr>
+            <w:tcW w:type="dxa" w:w="1417"/>
+            <w:shd w:val="clear" w:color="auto" w:fill="DEEBF7"/>
+          </w:tcPr>
+          <w:p>
+            <w:r>
+              <w:rPr>
+                <w:rFonts w:ascii="Calibri" w:hAnsi="Calibri"/>
+                <w:b w:val="0"/>
+                <w:i w:val="0"/>
+                <w:sz w:val="20"/>
+              </w:rPr>
+              <w:t>25</w:t>
+            </w:r>
+          </w:p>
+        </w:tc>
+        <w:tc>
+          <w:tcPr>
+            <w:tcW w:type="dxa" w:w="4819"/>
+            <w:shd w:val="clear" w:color="auto" w:fill="DEEBF7"/>
+          </w:tcPr>
+          <w:p>
+            <w:r>
+              <w:rPr>
+                <w:rFonts w:ascii="Calibri" w:hAnsi="Calibri"/>
+                <w:b w:val="0"/>
+                <w:i w:val="0"/>
+                <w:sz w:val="20"/>
+              </w:rPr>
+              <w:t>Per-key PIN via CKU_CONTEXT_SPECIFIC</w:t>
+            </w:r>
+          </w:p>
+        </w:tc>
+      </w:tr>
+      <w:tr>
+        <w:tc>
+          <w:tcPr>
+            <w:tcW w:type="dxa" w:w="2835"/>
+            <w:shd w:val="clear" w:color="auto" w:fill="FFFFFF"/>
+          </w:tcPr>
+          <w:p>
+            <w:r>
+              <w:rPr>
+                <w:rFonts w:ascii="Calibri" w:hAnsi="Calibri"/>
+                <w:b w:val="0"/>
+                <w:i w:val="0"/>
+                <w:sz w:val="20"/>
+              </w:rPr>
+              <w:t>test_cert_subject</w:t>
+            </w:r>
+          </w:p>
+        </w:tc>
+        <w:tc>
+          <w:tcPr>
+            <w:tcW w:type="dxa" w:w="1417"/>
+            <w:shd w:val="clear" w:color="auto" w:fill="FFFFFF"/>
+          </w:tcPr>
+          <w:p>
+            <w:r>
+              <w:rPr>
+                <w:rFonts w:ascii="Calibri" w:hAnsi="Calibri"/>
+                <w:b w:val="0"/>
+                <w:i w:val="0"/>
+                <w:sz w:val="20"/>
+              </w:rPr>
+              <w:t>19</w:t>
+            </w:r>
+          </w:p>
+        </w:tc>
+        <w:tc>
+          <w:tcPr>
+            <w:tcW w:type="dxa" w:w="4819"/>
+            <w:shd w:val="clear" w:color="auto" w:fill="FFFFFF"/>
+          </w:tcPr>
+          <w:p>
+            <w:r>
+              <w:rPr>
+                <w:rFonts w:ascii="Calibri" w:hAnsi="Calibri"/>
+                <w:b w:val="0"/>
+                <w:i w:val="0"/>
+                <w:sz w:val="20"/>
+              </w:rPr>
+              <w:t>X.509 subject extraction for CKA_SUBJECT</w:t>
+            </w:r>
+          </w:p>
+        </w:tc>
+      </w:tr>
+      <w:tr>
+        <w:tc>
+          <w:tcPr>
+            <w:tcW w:type="dxa" w:w="2835"/>
+            <w:shd w:val="clear" w:color="auto" w:fill="DEEBF7"/>
+          </w:tcPr>
+          <w:p>
+            <w:r>
+              <w:rPr>
+                <w:rFonts w:ascii="Calibri" w:hAnsi="Calibri"/>
+                <w:b w:val="0"/>
+                <w:i w:val="0"/>
+                <w:sz w:val="20"/>
+              </w:rPr>
+              <w:t>test_function_table</w:t>
+            </w:r>
+          </w:p>
+        </w:tc>
+        <w:tc>
+          <w:tcPr>
+            <w:tcW w:type="dxa" w:w="1417"/>
+            <w:shd w:val="clear" w:color="auto" w:fill="DEEBF7"/>
+          </w:tcPr>
+          <w:p>
+            <w:r>
+              <w:rPr>
+                <w:rFonts w:ascii="Calibri" w:hAnsi="Calibri"/>
+                <w:b w:val="0"/>
+                <w:i w:val="0"/>
+                <w:sz w:val="20"/>
+              </w:rPr>
+              <w:t>68</w:t>
+            </w:r>
+          </w:p>
+        </w:tc>
+        <w:tc>
+          <w:tcPr>
+            <w:tcW w:type="dxa" w:w="4819"/>
+            <w:shd w:val="clear" w:color="auto" w:fill="DEEBF7"/>
+          </w:tcPr>
+          <w:p>
+            <w:r>
+              <w:rPr>
+                <w:rFonts w:ascii="Calibri" w:hAnsi="Calibri"/>
+                <w:b w:val="0"/>
+                <w:i w:val="0"/>
+                <w:sz w:val="20"/>
+              </w:rPr>
+              <w:t>NCRYPT_KEY_STORAGE_FUNCTION_TABLE slot assignment by name</w:t>
+            </w:r>
+          </w:p>
+        </w:tc>
+      </w:tr>
+      <w:tr>
+        <w:tc>
+          <w:tcPr>
+            <w:tcW w:type="dxa" w:w="2835"/>
+            <w:shd w:val="clear" w:color="auto" w:fill="FFFFFF"/>
+          </w:tcPr>
+          <w:p>
+            <w:r>
+              <w:rPr>
+                <w:rFonts w:ascii="Calibri" w:hAnsi="Calibri"/>
+                <w:b w:val="0"/>
+                <w:i w:val="0"/>
+                <w:sz w:val="20"/>
+              </w:rPr>
+              <w:t>TOTAL</w:t>
+            </w:r>
+          </w:p>
+        </w:tc>
+        <w:tc>
+          <w:tcPr>
+            <w:tcW w:type="dxa" w:w="1417"/>
+            <w:shd w:val="clear" w:color="auto" w:fill="FFFFFF"/>
+          </w:tcPr>
+          <w:p>
+            <w:r>
+              <w:rPr>
+                <w:rFonts w:ascii="Calibri" w:hAnsi="Calibri"/>
+                <w:b w:val="0"/>
+                <w:i w:val="0"/>
+                <w:sz w:val="20"/>
+              </w:rPr>
+              <w:t>1582</w:t>
             </w:r>
           </w:p>
         </w:tc>
@@ -6129,6 +6830,183 @@
       <w:pPr>
         <w:spacing w:after="80"/>
       </w:pPr>
+    </w:p>
+    <w:p>
+      <w:pPr>
+        <w:keepNext/>
+        <w:spacing w:before="240" w:after="80"/>
+      </w:pPr>
+      <w:r>
+        <w:rPr>
+          <w:rFonts w:ascii="Calibri" w:hAnsi="Calibri"/>
+          <w:b/>
+          <w:i w:val="0"/>
+          <w:color w:val="2E74B5"/>
+          <w:sz w:val="26"/>
+        </w:rPr>
+        <w:t>5.1b  Layer 1b — Against a second, real PKCS#11 module (Linux)</w:t>
+      </w:r>
+    </w:p>
+    <w:p>
+      <w:pPr>
+        <w:spacing w:before="40" w:after="80"/>
+      </w:pPr>
+      <w:r>
+        <w:rPr>
+          <w:rFonts w:ascii="Calibri" w:hAnsi="Calibri"/>
+          <w:b w:val="0"/>
+          <w:i w:val="0"/>
+          <w:sz w:val="21"/>
+        </w:rPr>
+        <w:t>The same provider sources, linked against Kryoptic — a PKCS#11 token written in Rust with no connection to this project. The only substitution is the loader: LoadLibraryW becomes dlopen. This is the only layer that can test the claim the architecture rests on, that any conformant PKCS#11 v2.40+ module can back this provider.</w:t>
+      </w:r>
+    </w:p>
+    <w:tbl>
+      <w:tblPr>
+        <w:tblW w:type="auto" w:w="0"/>
+        <w:jc w:val="left"/>
+        <w:tblLook w:firstColumn="1" w:firstRow="1" w:lastColumn="0" w:lastRow="0" w:noHBand="0" w:noVBand="1" w:val="04A0"/>
+      </w:tblPr>
+      <w:tblGrid>
+        <w:gridCol w:w="9072"/>
+      </w:tblGrid>
+      <w:tr>
+        <w:tc>
+          <w:tcPr>
+            <w:tcW w:type="dxa" w:w="9071"/>
+            <w:shd w:val="clear" w:color="auto" w:fill="F2F2F2"/>
+          </w:tcPr>
+          <w:p>
+            <w:pPr>
+              <w:spacing w:before="80" w:after="0"/>
+              <w:ind w:left="170"/>
+            </w:pPr>
+            <w:r>
+              <w:rPr>
+                <w:rFonts w:ascii="Courier New" w:hAnsi="Courier New"/>
+                <w:b w:val="0"/>
+                <w:i w:val="0"/>
+                <w:color w:val="1C1C1C"/>
+                <w:sz w:val="18"/>
+              </w:rPr>
+              <w:t>cd softhsm_ksp/tests/linux</w:t>
+            </w:r>
+          </w:p>
+          <w:p>
+            <w:pPr>
+              <w:spacing w:before="0" w:after="0"/>
+              <w:ind w:left="170"/>
+            </w:pPr>
+            <w:r>
+              <w:rPr>
+                <w:rFonts w:ascii="Courier New" w:hAnsi="Courier New"/>
+                <w:b w:val="0"/>
+                <w:i w:val="0"/>
+                <w:color w:val="1C1C1C"/>
+                <w:sz w:val="18"/>
+              </w:rPr>
+              <w:t>make all          # fetch + build Kryoptic, init a token, run twice</w:t>
+            </w:r>
+          </w:p>
+          <w:p>
+            <w:pPr>
+              <w:spacing w:before="0" w:after="0"/>
+              <w:ind w:left="170"/>
+            </w:pPr>
+            <w:r>
+              <w:rPr>
+                <w:rFonts w:ascii="Courier New" w:hAnsi="Courier New"/>
+                <w:b w:val="0"/>
+                <w:i w:val="0"/>
+                <w:color w:val="1C1C1C"/>
+                <w:sz w:val="18"/>
+              </w:rPr>
+              <w:t>make all-pqc      # same, but build OpenSSL 3.5 and a token with</w:t>
+            </w:r>
+          </w:p>
+          <w:p>
+            <w:pPr>
+              <w:spacing w:before="0" w:after="0"/>
+              <w:ind w:left="170"/>
+            </w:pPr>
+            <w:r>
+              <w:rPr>
+                <w:rFonts w:ascii="Courier New" w:hAnsi="Courier New"/>
+                <w:b w:val="0"/>
+                <w:i w:val="0"/>
+                <w:color w:val="1C1C1C"/>
+                <w:sz w:val="18"/>
+              </w:rPr>
+              <w:t xml:space="preserve">                  # EdDSA and ML-DSA as well</w:t>
+            </w:r>
+          </w:p>
+          <w:p>
+            <w:pPr>
+              <w:spacing w:before="0" w:after="0"/>
+              <w:ind w:left="170"/>
+            </w:pPr>
+            <w:r>
+              <w:rPr>
+                <w:rFonts w:ascii="Courier New" w:hAnsi="Courier New"/>
+                <w:b w:val="0"/>
+                <w:i w:val="0"/>
+                <w:color w:val="1C1C1C"/>
+                <w:sz w:val="18"/>
+              </w:rPr>
+              <w:t>make concurrent   # 32 threads over the pool of 16 sessions</w:t>
+            </w:r>
+          </w:p>
+          <w:p>
+            <w:pPr>
+              <w:spacing w:before="0" w:after="80"/>
+              <w:ind w:left="170"/>
+            </w:pPr>
+            <w:r>
+              <w:rPr>
+                <w:rFonts w:ascii="Courier New" w:hAnsi="Courier New"/>
+                <w:b w:val="0"/>
+                <w:i w:val="0"/>
+                <w:color w:val="1C1C1C"/>
+                <w:sz w:val="18"/>
+              </w:rPr>
+              <w:t>make tsan         # the same, under ThreadSanitizer</w:t>
+            </w:r>
+          </w:p>
+        </w:tc>
+      </w:tr>
+    </w:tbl>
+    <w:p>
+      <w:pPr>
+        <w:spacing w:after="80"/>
+      </w:pPr>
+    </w:p>
+    <w:p>
+      <w:pPr>
+        <w:spacing w:before="40" w:after="80"/>
+      </w:pPr>
+      <w:r>
+        <w:rPr>
+          <w:rFonts w:ascii="Calibri" w:hAnsi="Calibri"/>
+          <w:b w:val="0"/>
+          <w:i w:val="0"/>
+          <w:sz w:val="21"/>
+        </w:rPr>
+        <w:t>The suite runs TWICE against the same token without re-initialising. Anything the provider leaves behind is invisible to a single pass; an orphaned certificate object was found exactly that way, by a second run reading back what the first had left.</w:t>
+      </w:r>
+    </w:p>
+    <w:p>
+      <w:pPr>
+        <w:spacing w:before="40" w:after="80"/>
+      </w:pPr>
+      <w:r>
+        <w:rPr>
+          <w:rFonts w:ascii="Calibri" w:hAnsi="Calibri"/>
+          <w:b w:val="0"/>
+          <w:i w:val="0"/>
+          <w:sz w:val="21"/>
+        </w:rPr>
+        <w:t>Capability-dependent assertions ask the token and require the provider to agree, rather than asserting one build's feature set. With the mechanism the operation must work; without it the provider must refuse. Both are real answers, so the same source is a real test against either token configuration.</w:t>
+      </w:r>
     </w:p>
     <w:p>
       <w:pPr>
@@ -11993,7 +12871,7 @@
           <w:i w:val="0"/>
           <w:sz w:val="21"/>
         </w:rPr>
-        <w:t>docs/07-securite-threading.md — thread-safety, handle validation, logging</w:t>
+        <w:t>docs/07-security-threading.md — thread-safety, handle validation, logging</w:t>
       </w:r>
     </w:p>
     <w:p>
